--- a/Harsha 2210 Resume.docx
+++ b/Harsha 2210 Resume.docx
@@ -299,7 +299,7 @@
           <w:szCs w:val="24"/>
         </w:rPr>
         <w:pict w14:anchorId="35E33CB0">
-          <v:rect id="_x0000_i1043" style="width:0;height:1.5pt" o:hralign="center" o:hrstd="t" o:hr="t" fillcolor="#a0a0a0" stroked="f"/>
+          <v:rect id="_x0000_i1025" style="width:0;height:1.5pt" o:hralign="center" o:hrstd="t" o:hr="t" fillcolor="#a0a0a0" stroked="f"/>
         </w:pict>
       </w:r>
     </w:p>
@@ -994,7 +994,7 @@
           <w:rFonts w:ascii="Times New Roman" w:hAnsi="Times New Roman" w:cs="Times New Roman"/>
         </w:rPr>
         <w:pict w14:anchorId="699C0E04">
-          <v:rect id="_x0000_i1046" style="width:0;height:1.5pt" o:hralign="center" o:bullet="t" o:hrstd="t" o:hr="t" fillcolor="#a0a0a0" stroked="f"/>
+          <v:rect id="_x0000_i1026" style="width:0;height:1.5pt" o:hralign="center" o:bullet="t" o:hrstd="t" o:hr="t" fillcolor="#a0a0a0" stroked="f"/>
         </w:pict>
       </w:r>
       <w:r>
@@ -1093,169 +1093,149 @@
           <w:rFonts w:ascii="Times New Roman" w:hAnsi="Times New Roman" w:cs="Times New Roman"/>
         </w:rPr>
         <w:pict w14:anchorId="22D2A6BE">
-          <v:rect id="_x0000_i1047" style="width:0;height:1.5pt" o:hralign="center" o:bullet="t" o:hrstd="t" o:hr="t" fillcolor="#a0a0a0" stroked="f"/>
+          <v:rect id="_x0000_i1027" style="width:0;height:1.5pt" o:hralign="center" o:bullet="t" o:hrstd="t" o:hr="t" fillcolor="#a0a0a0" stroked="f"/>
         </w:pict>
       </w:r>
     </w:p>
     <w:p>
       <w:pPr>
-        <w:pStyle w:val="ListParagraph"/>
         <w:numPr>
           <w:ilvl w:val="0"/>
-          <w:numId w:val="31"/>
+          <w:numId w:val="41"/>
         </w:numPr>
-        <w:jc w:val="both"/>
-        <w:rPr>
-          <w:rFonts w:ascii="Times New Roman" w:hAnsi="Times New Roman" w:cs="Times New Roman"/>
-        </w:rPr>
-      </w:pPr>
-      <w:r>
-        <w:rPr>
-          <w:rFonts w:ascii="Times New Roman" w:hAnsi="Times New Roman" w:cs="Times New Roman"/>
-        </w:rPr>
-        <w:t>Genesys Cloud CX: Professional Certification                                                                                                   Jun 2026</w:t>
+        <w:spacing w:after="0"/>
+        <w:rPr>
+          <w:rFonts w:ascii="Times New Roman" w:hAnsi="Times New Roman" w:cs="Times New Roman"/>
+        </w:rPr>
+      </w:pPr>
+      <w:r>
+        <w:rPr>
+          <w:rFonts w:ascii="Times New Roman" w:hAnsi="Times New Roman" w:cs="Times New Roman"/>
+        </w:rPr>
+        <w:t>Cyara Certified Expert – Outbound Testing.                                                                                                     July 2027</w:t>
       </w:r>
     </w:p>
     <w:p>
       <w:pPr>
-        <w:pStyle w:val="ListParagraph"/>
         <w:numPr>
           <w:ilvl w:val="0"/>
-          <w:numId w:val="31"/>
+          <w:numId w:val="41"/>
         </w:numPr>
-        <w:jc w:val="both"/>
-        <w:rPr>
-          <w:rFonts w:ascii="Times New Roman" w:hAnsi="Times New Roman" w:cs="Times New Roman"/>
-        </w:rPr>
-      </w:pPr>
-      <w:r>
-        <w:rPr>
-          <w:rFonts w:ascii="Times New Roman" w:hAnsi="Times New Roman" w:cs="Times New Roman"/>
-        </w:rPr>
-        <w:t>Cyara Certified Expert – Outbound Testing                                                                                                        July 2027</w:t>
+        <w:spacing w:after="0"/>
+        <w:rPr>
+          <w:rFonts w:ascii="Times New Roman" w:hAnsi="Times New Roman" w:cs="Times New Roman"/>
+        </w:rPr>
+      </w:pPr>
+      <w:r>
+        <w:rPr>
+          <w:rFonts w:ascii="Times New Roman" w:hAnsi="Times New Roman" w:cs="Times New Roman"/>
+        </w:rPr>
+        <w:t>Cyara Certified Expert – CX Monitoring.                                                                                                          Jun 2027</w:t>
       </w:r>
     </w:p>
     <w:p>
       <w:pPr>
-        <w:pStyle w:val="ListParagraph"/>
         <w:numPr>
           <w:ilvl w:val="0"/>
-          <w:numId w:val="31"/>
+          <w:numId w:val="41"/>
         </w:numPr>
-        <w:jc w:val="both"/>
-        <w:rPr>
-          <w:rFonts w:ascii="Times New Roman" w:hAnsi="Times New Roman" w:cs="Times New Roman"/>
-        </w:rPr>
-      </w:pPr>
-      <w:r>
-        <w:rPr>
-          <w:rFonts w:ascii="Times New Roman" w:hAnsi="Times New Roman" w:cs="Times New Roman"/>
-        </w:rPr>
-        <w:t>Cyara Certified Expert – Virtual Agent Testing                                                                                                 Feb 2026</w:t>
+        <w:spacing w:after="0"/>
+        <w:rPr>
+          <w:rFonts w:ascii="Times New Roman" w:hAnsi="Times New Roman" w:cs="Times New Roman"/>
+        </w:rPr>
+      </w:pPr>
+      <w:r>
+        <w:rPr>
+          <w:rFonts w:ascii="Times New Roman" w:hAnsi="Times New Roman" w:cs="Times New Roman"/>
+        </w:rPr>
+        <w:t>Cyara Certified Expert – IVR Application Testing.                                                                                           Jan 2027</w:t>
       </w:r>
     </w:p>
     <w:p>
       <w:pPr>
-        <w:pStyle w:val="ListParagraph"/>
         <w:numPr>
           <w:ilvl w:val="0"/>
-          <w:numId w:val="31"/>
-        </w:numPr>
-        <w:jc w:val="both"/>
-        <w:rPr>
-          <w:rFonts w:ascii="Times New Roman" w:hAnsi="Times New Roman" w:cs="Times New Roman"/>
-        </w:rPr>
-      </w:pPr>
-      <w:r>
-        <w:rPr>
-          <w:rFonts w:ascii="Times New Roman" w:hAnsi="Times New Roman" w:cs="Times New Roman"/>
-        </w:rPr>
-        <w:t>Cyara Certified Expert – IVR Performance Testing                                                                                            Oct 2025</w:t>
-      </w:r>
-    </w:p>
-    <w:p>
-      <w:pPr>
-        <w:pStyle w:val="ListParagraph"/>
-        <w:numPr>
-          <w:ilvl w:val="0"/>
-          <w:numId w:val="31"/>
-        </w:numPr>
-        <w:jc w:val="both"/>
-        <w:rPr>
-          <w:rFonts w:ascii="Times New Roman" w:hAnsi="Times New Roman" w:cs="Times New Roman"/>
-        </w:rPr>
-      </w:pPr>
-      <w:r>
-        <w:rPr>
-          <w:rFonts w:ascii="Times New Roman" w:hAnsi="Times New Roman" w:cs="Times New Roman"/>
-        </w:rPr>
-        <w:t xml:space="preserve">Cyara Certified Expert </w:t>
-      </w:r>
-      <w:r>
-        <w:rPr>
-          <w:rFonts w:ascii="Times New Roman" w:hAnsi="Times New Roman" w:cs="Times New Roman"/>
-        </w:rPr>
-        <w:t>–</w:t>
-      </w:r>
-      <w:r>
-        <w:rPr>
-          <w:rFonts w:ascii="Times New Roman" w:hAnsi="Times New Roman" w:cs="Times New Roman"/>
-        </w:rPr>
-        <w:t xml:space="preserve"> CX Monitoring.                                                                                                             Jun 2027</w:t>
-      </w:r>
-    </w:p>
-    <w:p>
-      <w:pPr>
-        <w:pStyle w:val="ListParagraph"/>
-        <w:numPr>
-          <w:ilvl w:val="0"/>
-          <w:numId w:val="31"/>
-        </w:numPr>
-        <w:jc w:val="both"/>
-        <w:rPr>
-          <w:rFonts w:ascii="Times New Roman" w:hAnsi="Times New Roman" w:cs="Times New Roman"/>
-        </w:rPr>
-      </w:pPr>
-      <w:r>
-        <w:rPr>
-          <w:rFonts w:ascii="Times New Roman" w:hAnsi="Times New Roman" w:cs="Times New Roman"/>
-        </w:rPr>
-        <w:t>Cyara Certified Expert – IVR Application Testing.                                                                                               Jan 202</w:t>
-      </w:r>
-      <w:r>
-        <w:rPr>
-          <w:rFonts w:ascii="Times New Roman" w:hAnsi="Times New Roman" w:cs="Times New Roman"/>
-        </w:rPr>
-        <w:t>7</w:t>
-      </w:r>
-    </w:p>
-    <w:p>
-      <w:pPr>
-        <w:pStyle w:val="ListParagraph"/>
-        <w:numPr>
-          <w:ilvl w:val="0"/>
-          <w:numId w:val="31"/>
+          <w:numId w:val="41"/>
         </w:numPr>
         <w:tabs>
           <w:tab w:val="num" w:pos="720"/>
         </w:tabs>
         <w:spacing w:after="0"/>
-        <w:jc w:val="both"/>
-        <w:rPr>
-          <w:rFonts w:ascii="Times New Roman" w:hAnsi="Times New Roman" w:cs="Times New Roman"/>
-        </w:rPr>
-      </w:pPr>
-      <w:r>
-        <w:rPr>
-          <w:rFonts w:ascii="Times New Roman" w:hAnsi="Times New Roman" w:cs="Times New Roman"/>
-        </w:rPr>
-        <w:t>Cyara Certified Expert – Platform Essentials.                                                                                                       Jan 202</w:t>
-      </w:r>
-      <w:r>
-        <w:rPr>
-          <w:rFonts w:ascii="Times New Roman" w:hAnsi="Times New Roman" w:cs="Times New Roman"/>
-        </w:rPr>
-        <w:t>7</w:t>
+        <w:rPr>
+          <w:rFonts w:ascii="Times New Roman" w:hAnsi="Times New Roman" w:cs="Times New Roman"/>
+        </w:rPr>
+      </w:pPr>
+      <w:r>
+        <w:rPr>
+          <w:rFonts w:ascii="Times New Roman" w:hAnsi="Times New Roman" w:cs="Times New Roman"/>
+        </w:rPr>
+        <w:t>Cyara Certified Expert – Platform Essentials.                                                                                                    Jan 2027</w:t>
+      </w:r>
+    </w:p>
+    <w:p>
+      <w:pPr>
+        <w:numPr>
+          <w:ilvl w:val="0"/>
+          <w:numId w:val="41"/>
+        </w:numPr>
+        <w:spacing w:after="0"/>
+        <w:rPr>
+          <w:rFonts w:ascii="Times New Roman" w:hAnsi="Times New Roman" w:cs="Times New Roman"/>
+        </w:rPr>
+      </w:pPr>
+      <w:r>
+        <w:rPr>
+          <w:rFonts w:ascii="Times New Roman" w:hAnsi="Times New Roman" w:cs="Times New Roman"/>
+        </w:rPr>
+        <w:t xml:space="preserve">Genesys Cloud CX -- Professional Certification                                                                                               </w:t>
+      </w:r>
+      <w:r>
+        <w:rPr>
+          <w:rFonts w:ascii="Times New Roman" w:hAnsi="Times New Roman" w:cs="Times New Roman"/>
+        </w:rPr>
+        <w:t xml:space="preserve"> </w:t>
+      </w:r>
+      <w:r>
+        <w:rPr>
+          <w:rFonts w:ascii="Times New Roman" w:hAnsi="Times New Roman" w:cs="Times New Roman"/>
+        </w:rPr>
+        <w:t>Jun 2026</w:t>
+      </w:r>
+    </w:p>
+    <w:p>
+      <w:pPr>
+        <w:numPr>
+          <w:ilvl w:val="0"/>
+          <w:numId w:val="41"/>
+        </w:numPr>
+        <w:spacing w:after="0"/>
+        <w:rPr>
+          <w:rFonts w:ascii="Times New Roman" w:hAnsi="Times New Roman" w:cs="Times New Roman"/>
+        </w:rPr>
+      </w:pPr>
+      <w:r>
+        <w:rPr>
+          <w:rFonts w:ascii="Times New Roman" w:hAnsi="Times New Roman" w:cs="Times New Roman"/>
+        </w:rPr>
+        <w:t>Cyara Certified Expert – Virtual Agent Testing                                                                                                Feb 2026</w:t>
+      </w:r>
+    </w:p>
+    <w:p>
+      <w:pPr>
+        <w:numPr>
+          <w:ilvl w:val="0"/>
+          <w:numId w:val="41"/>
+        </w:numPr>
+        <w:spacing w:after="0"/>
+        <w:rPr>
+          <w:rFonts w:ascii="Times New Roman" w:hAnsi="Times New Roman" w:cs="Times New Roman"/>
+        </w:rPr>
+      </w:pPr>
+      <w:r>
+        <w:rPr>
+          <w:rFonts w:ascii="Times New Roman" w:hAnsi="Times New Roman" w:cs="Times New Roman"/>
+        </w:rPr>
+        <w:t>Cyara Certified Expert – IVR Performance Testing                                                                                          Oct 2025</w:t>
       </w:r>
     </w:p>
     <w:p>
@@ -1313,7 +1293,7 @@
           <w:szCs w:val="24"/>
         </w:rPr>
         <w:pict w14:anchorId="06538119">
-          <v:rect id="_x0000_i1048" style="width:0;height:1.5pt" o:hralign="center" o:bullet="t" o:hrstd="t" o:hr="t" fillcolor="#a0a0a0" stroked="f"/>
+          <v:rect id="_x0000_i1028" style="width:0;height:1.5pt" o:hralign="center" o:bullet="t" o:hrstd="t" o:hr="t" fillcolor="#a0a0a0" stroked="f"/>
         </w:pict>
       </w:r>
     </w:p>
@@ -1576,7 +1556,7 @@
           <w:szCs w:val="24"/>
         </w:rPr>
         <w:pict w14:anchorId="4C8C46CA">
-          <v:rect id="_x0000_i1044" style="width:0;height:1.5pt" o:hralign="center" o:hrstd="t" o:hr="t" fillcolor="#a0a0a0" stroked="f"/>
+          <v:rect id="_x0000_i1029" style="width:0;height:1.5pt" o:hralign="center" o:hrstd="t" o:hr="t" fillcolor="#a0a0a0" stroked="f"/>
         </w:pict>
       </w:r>
     </w:p>
@@ -3352,7 +3332,7 @@
           <w:szCs w:val="24"/>
         </w:rPr>
         <w:pict w14:anchorId="3C84A1C1">
-          <v:rect id="_x0000_i1045" style="width:0;height:1.5pt" o:hralign="center" o:hrstd="t" o:hr="t" fillcolor="#a0a0a0" stroked="f"/>
+          <v:rect id="_x0000_i1030" style="width:0;height:1.5pt" o:hralign="center" o:hrstd="t" o:hr="t" fillcolor="#a0a0a0" stroked="f"/>
         </w:pict>
       </w:r>
     </w:p>
@@ -8246,6 +8226,18 @@
   </w:num>
   <w:num w:numId="40" w16cid:durableId="1178081308">
     <w:abstractNumId w:val="0"/>
+  </w:num>
+  <w:num w:numId="41" w16cid:durableId="1148284146">
+    <w:abstractNumId w:val="12"/>
+    <w:lvlOverride w:ilvl="0"/>
+    <w:lvlOverride w:ilvl="1"/>
+    <w:lvlOverride w:ilvl="2"/>
+    <w:lvlOverride w:ilvl="3"/>
+    <w:lvlOverride w:ilvl="4"/>
+    <w:lvlOverride w:ilvl="5"/>
+    <w:lvlOverride w:ilvl="6"/>
+    <w:lvlOverride w:ilvl="7"/>
+    <w:lvlOverride w:ilvl="8"/>
   </w:num>
 </w:numbering>
 </file>
@@ -8769,7 +8761,6 @@
   <w:style w:type="character" w:default="1" w:styleId="DefaultParagraphFont">
     <w:name w:val="Default Paragraph Font"/>
     <w:uiPriority w:val="1"/>
-    <w:semiHidden/>
     <w:unhideWhenUsed/>
   </w:style>
   <w:style w:type="table" w:default="1" w:styleId="TableNormal">
